--- a/writing/REFERENCES_ALL.docx
+++ b/writing/REFERENCES_ALL.docx
@@ -519,7 +519,7 @@
         <w:rPr>
           <w:sz w:val="20"/>
         </w:rPr>
-        <w:t>[45] Y. Liu, W. Maier, W. Minker, and S. Ultes, "Empathetic dialogue generation with pre-trained RoBERTa-GPT2 and external knowledge," in Proc. Int. Workshop Spoken Dialogue System Technology (IWSDS), 2021; arXiv:2109.03004.</w:t>
+        <w:t>[45] A. Holtzman, J. Buys, L. Du, C. Fang, and Y. Choi, "The curious case of neural text degeneration," in Proc. Int. Conf. Learning Representations (ICLR), 2020.</w:t>
       </w:r>
     </w:p>
     <w:p>
@@ -530,7 +530,18 @@
         <w:rPr>
           <w:sz w:val="20"/>
         </w:rPr>
-        <w:t>[46] A. Welivita and P. Pu, "A taxonomy of empathetic response intents in human social conversations," in Proc. 28th Int. Conf. Computational Linguistics (COLING), 2020, pp. 4886-4899, doi: 10.18653/v1/2020.coling-main.429.</w:t>
+        <w:t>[46] Y. Liu, W. Maier, W. Minker, and S. Ultes, "Empathetic dialogue generation with pre-trained RoBERTa-GPT2 and external knowledge," in Proc. Int. Workshop Spoken Dialogue System Technology (IWSDS), 2021; arXiv:2109.03004.</w:t>
+      </w:r>
+    </w:p>
+    <w:p>
+      <w:pPr>
+        <w:ind w:left="576" w:hanging="576"/>
+      </w:pPr>
+      <w:r>
+        <w:rPr>
+          <w:sz w:val="20"/>
+        </w:rPr>
+        <w:t>[47] A. Welivita and P. Pu, "A taxonomy of empathetic response intents in human social conversations," in Proc. 28th Int. Conf. Computational Linguistics (COLING), 2020, pp. 4886-4899, doi: 10.18653/v1/2020.coling-main.429.</w:t>
       </w:r>
     </w:p>
     <w:sectPr>

--- a/writing/REFERENCES_ALL.docx
+++ b/writing/REFERENCES_ALL.docx
@@ -475,7 +475,7 @@
         <w:rPr>
           <w:sz w:val="20"/>
         </w:rPr>
-        <w:t>[41] A. Paszke, S. Gross, F. Massa, A. Lerer, J. Bradbury, G. Chanan et al., "PyTorch: An imperative style, high-performance deep learning library," in Advances in Neural Information Processing Systems (NeurIPS), vol. 32, 2019, pp. 8024-8035.</w:t>
+        <w:t>[41] A. Sharma, A. S. Miner, D. C. Atkins, and T. Althoff, "A computational approach to understanding empathy expressed in text-based mental health support," in Proc. 2020 Conf. Empirical Methods Natural Language Processing (EMNLP), 2020, pp. 5263-5276, doi: 10.18653/v1/2020.emnlp-main.425.</w:t>
       </w:r>
     </w:p>
     <w:p>
@@ -486,7 +486,7 @@
         <w:rPr>
           <w:sz w:val="20"/>
         </w:rPr>
-        <w:t>[42] P. Virtanen, R. Gommers, T. E. Oliphant et al., "SciPy 1.0: Fundamental algorithms for scientific computing in Python," Nature Methods, vol. 17, pp. 261-272, 2020, doi: 10.1038/s41592-019-0686-2.</w:t>
+        <w:t>[42] Substance Abuse and Mental Health Services Administration, Enhancing Motivation for Change in Substance Use Disorder Treatment, Treatment Improvement Protocol (TIP) Series No. 35, SAMHSA Publication No. PEP19-02-01-003. Rockville, MD, USA: SAMHSA, 2019, ch. 3.</w:t>
       </w:r>
     </w:p>
     <w:p>
@@ -497,7 +497,7 @@
         <w:rPr>
           <w:sz w:val="20"/>
         </w:rPr>
-        <w:t>[43] F. Pedregosa, G. Varoquaux, A. Gramfort et al., "Scikit-learn: Machine learning in Python," J. Machine Learning Research, vol. 12, pp. 2825-2830, 2011.</w:t>
+        <w:t>[43] A. Paszke, S. Gross, F. Massa, A. Lerer, J. Bradbury, G. Chanan et al., "PyTorch: An imperative style, high-performance deep learning library," in Advances in Neural Information Processing Systems (NeurIPS), vol. 32, 2019, pp. 8024-8035.</w:t>
       </w:r>
     </w:p>
     <w:p>
@@ -508,7 +508,7 @@
         <w:rPr>
           <w:sz w:val="20"/>
         </w:rPr>
-        <w:t>[44] S. Poria, N. Majumder, R. Mihalcea, and E. Hovy, "Emotion recognition in conversation: Research challenges, datasets, and recent advances," IEEE Access, vol. 7, pp. 100943-100953, 2019, doi: 10.1109/ACCESS.2019.2929050.</w:t>
+        <w:t>[44] P. Virtanen, R. Gommers, T. E. Oliphant et al., "SciPy 1.0: Fundamental algorithms for scientific computing in Python," Nature Methods, vol. 17, pp. 261-272, 2020, doi: 10.1038/s41592-019-0686-2.</w:t>
       </w:r>
     </w:p>
     <w:p>
@@ -519,7 +519,7 @@
         <w:rPr>
           <w:sz w:val="20"/>
         </w:rPr>
-        <w:t>[45] A. Holtzman, J. Buys, L. Du, C. Fang, and Y. Choi, "The curious case of neural text degeneration," in Proc. Int. Conf. Learning Representations (ICLR), 2020.</w:t>
+        <w:t>[45] F. Pedregosa, G. Varoquaux, A. Gramfort et al., "Scikit-learn: Machine learning in Python," J. Machine Learning Research, vol. 12, pp. 2825-2830, 2011.</w:t>
       </w:r>
     </w:p>
     <w:p>
@@ -530,7 +530,7 @@
         <w:rPr>
           <w:sz w:val="20"/>
         </w:rPr>
-        <w:t>[46] Y. Liu, W. Maier, W. Minker, and S. Ultes, "Empathetic dialogue generation with pre-trained RoBERTa-GPT2 and external knowledge," in Proc. Int. Workshop Spoken Dialogue System Technology (IWSDS), 2021; arXiv:2109.03004.</w:t>
+        <w:t>[46] S. Poria, N. Majumder, R. Mihalcea, and E. Hovy, "Emotion recognition in conversation: Research challenges, datasets, and recent advances," IEEE Access, vol. 7, pp. 100943-100953, 2019, doi: 10.1109/ACCESS.2019.2929050.</w:t>
       </w:r>
     </w:p>
     <w:p>
@@ -541,7 +541,29 @@
         <w:rPr>
           <w:sz w:val="20"/>
         </w:rPr>
-        <w:t>[47] A. Welivita and P. Pu, "A taxonomy of empathetic response intents in human social conversations," in Proc. 28th Int. Conf. Computational Linguistics (COLING), 2020, pp. 4886-4899, doi: 10.18653/v1/2020.coling-main.429.</w:t>
+        <w:t>[47] A. Holtzman, J. Buys, L. Du, C. Fang, and Y. Choi, "The curious case of neural text degeneration," in Proc. Int. Conf. Learning Representations (ICLR), 2020.</w:t>
+      </w:r>
+    </w:p>
+    <w:p>
+      <w:pPr>
+        <w:ind w:left="576" w:hanging="576"/>
+      </w:pPr>
+      <w:r>
+        <w:rPr>
+          <w:sz w:val="20"/>
+        </w:rPr>
+        <w:t>[48] Y. Liu, W. Maier, W. Minker, and S. Ultes, "Empathetic dialogue generation with pre-trained RoBERTa-GPT2 and external knowledge," in Proc. Int. Workshop Spoken Dialogue System Technology (IWSDS), 2021; arXiv:2109.03004.</w:t>
+      </w:r>
+    </w:p>
+    <w:p>
+      <w:pPr>
+        <w:ind w:left="576" w:hanging="576"/>
+      </w:pPr>
+      <w:r>
+        <w:rPr>
+          <w:sz w:val="20"/>
+        </w:rPr>
+        <w:t>[49] A. Welivita and P. Pu, "A taxonomy of empathetic response intents in human social conversations," in Proc. 28th Int. Conf. Computational Linguistics (COLING), 2020, pp. 4886-4899, doi: 10.18653/v1/2020.coling-main.429.</w:t>
       </w:r>
     </w:p>
     <w:sectPr>
